--- a/cd/doc/changes/ZintegrowaneZPodrecznikiem/202610.Zmiany.docx
+++ b/cd/doc/changes/ZintegrowaneZPodrecznikiem/202610.Zmiany.docx
@@ -87,7 +87,7 @@
       <w:r>
         <w:fldChar w:fldCharType="separate"/>
       </w:r>
-      <w:hyperlink w:anchor="_Toc243826638" w:history="1">
+      <w:hyperlink w:anchor="_Toc244041266" w:history="1">
         <w:r>
           <w:rPr>
             <w:rStyle w:val="Hipercze"/>
@@ -114,7 +114,7 @@
             <w:noProof/>
             <w:webHidden/>
           </w:rPr>
-          <w:instrText xml:space="preserve"> PAGEREF _Toc243826638 \h </w:instrText>
+          <w:instrText xml:space="preserve"> PAGEREF _Toc244041266 \h </w:instrText>
         </w:r>
         <w:r>
           <w:rPr>
@@ -158,7 +158,7 @@
           <w:szCs w:val="22"/>
         </w:rPr>
       </w:pPr>
-      <w:hyperlink w:anchor="_Toc243826639" w:history="1">
+      <w:hyperlink w:anchor="_Toc244041267" w:history="1">
         <w:r>
           <w:rPr>
             <w:rStyle w:val="Hipercze"/>
@@ -185,7 +185,7 @@
             <w:noProof/>
             <w:webHidden/>
           </w:rPr>
-          <w:instrText xml:space="preserve"> PAGEREF _Toc243826639 \h </w:instrText>
+          <w:instrText xml:space="preserve"> PAGEREF _Toc244041267 \h </w:instrText>
         </w:r>
         <w:r>
           <w:rPr>
@@ -229,7 +229,7 @@
           <w:szCs w:val="22"/>
         </w:rPr>
       </w:pPr>
-      <w:hyperlink w:anchor="_Toc243826640" w:history="1">
+      <w:hyperlink w:anchor="_Toc244041268" w:history="1">
         <w:r>
           <w:rPr>
             <w:rStyle w:val="Hipercze"/>
@@ -256,7 +256,7 @@
             <w:noProof/>
             <w:webHidden/>
           </w:rPr>
-          <w:instrText xml:space="preserve"> PAGEREF _Toc243826640 \h </w:instrText>
+          <w:instrText xml:space="preserve"> PAGEREF _Toc244041268 \h </w:instrText>
         </w:r>
         <w:r>
           <w:rPr>
@@ -300,7 +300,7 @@
           <w:szCs w:val="22"/>
         </w:rPr>
       </w:pPr>
-      <w:hyperlink w:anchor="_Toc243826641" w:history="1">
+      <w:hyperlink w:anchor="_Toc244041269" w:history="1">
         <w:r>
           <w:rPr>
             <w:rStyle w:val="Hipercze"/>
@@ -327,7 +327,7 @@
             <w:noProof/>
             <w:webHidden/>
           </w:rPr>
-          <w:instrText xml:space="preserve"> PAGEREF _Toc243826641 \h </w:instrText>
+          <w:instrText xml:space="preserve"> PAGEREF _Toc244041269 \h </w:instrText>
         </w:r>
         <w:r>
           <w:rPr>
@@ -371,7 +371,7 @@
           <w:szCs w:val="22"/>
         </w:rPr>
       </w:pPr>
-      <w:hyperlink w:anchor="_Toc243826642" w:history="1">
+      <w:hyperlink w:anchor="_Toc244041270" w:history="1">
         <w:r>
           <w:rPr>
             <w:rStyle w:val="Hipercze"/>
@@ -398,7 +398,7 @@
             <w:noProof/>
             <w:webHidden/>
           </w:rPr>
-          <w:instrText xml:space="preserve"> PAGEREF _Toc243826642 \h </w:instrText>
+          <w:instrText xml:space="preserve"> PAGEREF _Toc244041270 \h </w:instrText>
         </w:r>
         <w:r>
           <w:rPr>
@@ -442,7 +442,7 @@
           <w:szCs w:val="22"/>
         </w:rPr>
       </w:pPr>
-      <w:hyperlink w:anchor="_Toc243826643" w:history="1">
+      <w:hyperlink w:anchor="_Toc244041271" w:history="1">
         <w:r>
           <w:rPr>
             <w:rStyle w:val="Hipercze"/>
@@ -469,7 +469,7 @@
             <w:noProof/>
             <w:webHidden/>
           </w:rPr>
-          <w:instrText xml:space="preserve"> PAGEREF _Toc243826643 \h </w:instrText>
+          <w:instrText xml:space="preserve"> PAGEREF _Toc244041271 \h </w:instrText>
         </w:r>
         <w:r>
           <w:rPr>
@@ -513,7 +513,7 @@
           <w:szCs w:val="22"/>
         </w:rPr>
       </w:pPr>
-      <w:hyperlink w:anchor="_Toc243826644" w:history="1">
+      <w:hyperlink w:anchor="_Toc244041272" w:history="1">
         <w:r>
           <w:rPr>
             <w:rStyle w:val="Hipercze"/>
@@ -540,7 +540,7 @@
             <w:noProof/>
             <w:webHidden/>
           </w:rPr>
-          <w:instrText xml:space="preserve"> PAGEREF _Toc243826644 \h </w:instrText>
+          <w:instrText xml:space="preserve"> PAGEREF _Toc244041272 \h </w:instrText>
         </w:r>
         <w:r>
           <w:rPr>
@@ -584,7 +584,7 @@
           <w:szCs w:val="22"/>
         </w:rPr>
       </w:pPr>
-      <w:hyperlink w:anchor="_Toc243826645" w:history="1">
+      <w:hyperlink w:anchor="_Toc244041273" w:history="1">
         <w:r>
           <w:rPr>
             <w:rStyle w:val="Hipercze"/>
@@ -611,7 +611,7 @@
             <w:noProof/>
             <w:webHidden/>
           </w:rPr>
-          <w:instrText xml:space="preserve"> PAGEREF _Toc243826645 \h </w:instrText>
+          <w:instrText xml:space="preserve"> PAGEREF _Toc244041273 \h </w:instrText>
         </w:r>
         <w:r>
           <w:rPr>
@@ -655,13 +655,27 @@
           <w:szCs w:val="22"/>
         </w:rPr>
       </w:pPr>
-      <w:hyperlink w:anchor="_Toc243826646" w:history="1">
+      <w:hyperlink w:anchor="_Toc244041274" w:history="1">
         <w:r>
           <w:rPr>
             <w:rStyle w:val="Hipercze"/>
             <w:noProof/>
           </w:rPr>
-          <w:t>Układ tygodniowy</w:t>
+          <w:t>Układ t</w:t>
+        </w:r>
+        <w:r>
+          <w:rPr>
+            <w:rStyle w:val="Hipercze"/>
+            <w:noProof/>
+          </w:rPr>
+          <w:t>y</w:t>
+        </w:r>
+        <w:r>
+          <w:rPr>
+            <w:rStyle w:val="Hipercze"/>
+            <w:noProof/>
+          </w:rPr>
+          <w:t>godniowy</w:t>
         </w:r>
         <w:r>
           <w:rPr>
@@ -682,7 +696,7 @@
             <w:noProof/>
             <w:webHidden/>
           </w:rPr>
-          <w:instrText xml:space="preserve"> PAGEREF _Toc243826646 \h </w:instrText>
+          <w:instrText xml:space="preserve"> PAGEREF _Toc244041274 \h </w:instrText>
         </w:r>
         <w:r>
           <w:rPr>
@@ -726,7 +740,7 @@
           <w:szCs w:val="22"/>
         </w:rPr>
       </w:pPr>
-      <w:hyperlink w:anchor="_Toc243826647" w:history="1">
+      <w:hyperlink w:anchor="_Toc244041275" w:history="1">
         <w:r>
           <w:rPr>
             <w:rStyle w:val="Hipercze"/>
@@ -753,7 +767,7 @@
             <w:noProof/>
             <w:webHidden/>
           </w:rPr>
-          <w:instrText xml:space="preserve"> PAGEREF _Toc243826647 \h </w:instrText>
+          <w:instrText xml:space="preserve"> PAGEREF _Toc244041275 \h </w:instrText>
         </w:r>
         <w:r>
           <w:rPr>
@@ -797,7 +811,7 @@
           <w:szCs w:val="22"/>
         </w:rPr>
       </w:pPr>
-      <w:hyperlink w:anchor="_Toc243826648" w:history="1">
+      <w:hyperlink w:anchor="_Toc244041276" w:history="1">
         <w:r>
           <w:rPr>
             <w:rStyle w:val="Hipercze"/>
@@ -824,7 +838,7 @@
             <w:noProof/>
             <w:webHidden/>
           </w:rPr>
-          <w:instrText xml:space="preserve"> PAGEREF _Toc243826648 \h </w:instrText>
+          <w:instrText xml:space="preserve"> PAGEREF _Toc244041276 \h </w:instrText>
         </w:r>
         <w:r>
           <w:rPr>
@@ -868,7 +882,7 @@
           <w:szCs w:val="22"/>
         </w:rPr>
       </w:pPr>
-      <w:hyperlink w:anchor="_Toc243826649" w:history="1">
+      <w:hyperlink w:anchor="_Toc244041277" w:history="1">
         <w:r>
           <w:rPr>
             <w:rStyle w:val="Hipercze"/>
@@ -895,7 +909,7 @@
             <w:noProof/>
             <w:webHidden/>
           </w:rPr>
-          <w:instrText xml:space="preserve"> PAGEREF _Toc243826649 \h </w:instrText>
+          <w:instrText xml:space="preserve"> PAGEREF _Toc244041277 \h </w:instrText>
         </w:r>
         <w:r>
           <w:rPr>
@@ -939,7 +953,7 @@
           <w:szCs w:val="22"/>
         </w:rPr>
       </w:pPr>
-      <w:hyperlink w:anchor="_Toc243826650" w:history="1">
+      <w:hyperlink w:anchor="_Toc244041278" w:history="1">
         <w:r>
           <w:rPr>
             <w:rStyle w:val="Hipercze"/>
@@ -966,7 +980,7 @@
             <w:noProof/>
             <w:webHidden/>
           </w:rPr>
-          <w:instrText xml:space="preserve"> PAGEREF _Toc243826650 \h </w:instrText>
+          <w:instrText xml:space="preserve"> PAGEREF _Toc244041278 \h </w:instrText>
         </w:r>
         <w:r>
           <w:rPr>
@@ -1011,7 +1025,7 @@
       <w:pPr>
         <w:pStyle w:val="Nagwek1"/>
       </w:pPr>
-      <w:bookmarkStart w:id="0" w:name="_Toc243826638"/>
+      <w:bookmarkStart w:id="0" w:name="_Toc244041266"/>
       <w:r>
         <w:t>Kontrola uprawnień przy kopiowaniu i wklejaniu zajęć</w:t>
       </w:r>
@@ -1054,12 +1068,7 @@
         <w:jc w:val="both"/>
       </w:pPr>
       <w:r>
-        <w:t xml:space="preserve">Teraz przy kopiowaniu i przenoszeniu zajęć </w:t>
-      </w:r>
-      <w:bookmarkStart w:id="1" w:name="_GoBack"/>
-      <w:bookmarkEnd w:id="1"/>
-      <w:r>
-        <w:t>(również myszą i za pomocą strzałek) aplikacja sprawdza uprawnienia do wszystkich zasobów zajęć. Jeżeli planista nie ma uprawnień, pojawi się komunikat:</w:t>
+        <w:t>Teraz przy kopiowaniu i przenoszeniu zajęć (również myszą i za pomocą strzałek) aplikacja sprawdza uprawnienia do wszystkich zasobów zajęć. Jeżeli planista nie ma uprawnień, pojawi się komunikat:</w:t>
       </w:r>
     </w:p>
     <w:p>
@@ -1098,17 +1107,14 @@
         <w:jc w:val="both"/>
       </w:pPr>
       <w:r>
-        <w:t>Poprawka: przeniesienie lub skopiowanie zajęć w termi</w:t>
-      </w:r>
-      <w:r>
-        <w:t>n zajęty przez inne zajęcia i wybranie w oknie konfliktów „Kontynuuj – usuń istniejące” kończyło się dotąd komunikatem o konflikcie i wycofaniem zmian. Teraz kolidujące zajęcia są usuwane, a przenoszone (kopiowane) zajęcia – wstawiane.</w:t>
+        <w:t>Poprawka: przeniesienie lub skopiowanie zajęć w termin zajęty przez inne zajęcia i wybranie w oknie konfliktów „Kontynuuj – usuń istniejące” kończyło się dotąd komunikatem o konflikcie i wycofaniem zmian. Teraz kolidujące zajęcia są usuwane, a przenoszone (kopiowane) zajęcia – wstawiane.</w:t>
       </w:r>
     </w:p>
     <w:p>
       <w:pPr>
         <w:pStyle w:val="Nagwek1"/>
       </w:pPr>
-      <w:bookmarkStart w:id="2" w:name="_Toc243826639"/>
+      <w:bookmarkStart w:id="1" w:name="_Toc244041267"/>
       <w:r>
         <w:lastRenderedPageBreak/>
         <w:t>L</w:t>
@@ -1116,7 +1122,7 @@
       <w:r>
         <w:t>ink to strony do sprawdzania statusu publikacji kalendarzy Google: Zmiana URL</w:t>
       </w:r>
-      <w:bookmarkEnd w:id="2"/>
+      <w:bookmarkEnd w:id="1"/>
     </w:p>
     <w:p/>
     <w:p>
@@ -1347,11 +1353,11 @@
       <w:pPr>
         <w:pStyle w:val="Nagwek1"/>
       </w:pPr>
-      <w:bookmarkStart w:id="3" w:name="_Toc243826640"/>
+      <w:bookmarkStart w:id="2" w:name="_Toc244041268"/>
       <w:r>
         <w:t>Czytelniejsze komunikaty o uprawnieniach</w:t>
       </w:r>
-      <w:bookmarkEnd w:id="3"/>
+      <w:bookmarkEnd w:id="2"/>
     </w:p>
     <w:p>
       <w:pPr>
@@ -1396,11 +1402,11 @@
       <w:pPr>
         <w:pStyle w:val="Nagwek1"/>
       </w:pPr>
-      <w:bookmarkStart w:id="4" w:name="_Toc243826641"/>
+      <w:bookmarkStart w:id="3" w:name="_Toc244041269"/>
       <w:r>
         <w:t>Historia zmian uprawnień</w:t>
       </w:r>
-      <w:bookmarkEnd w:id="4"/>
+      <w:bookmarkEnd w:id="3"/>
     </w:p>
     <w:p>
       <w:pPr>
@@ -1725,45 +1731,45 @@
       <w:pPr>
         <w:pStyle w:val="Nagwek1"/>
       </w:pPr>
-      <w:bookmarkStart w:id="5" w:name="_Toc243826642"/>
+      <w:bookmarkStart w:id="4" w:name="_Toc244041270"/>
       <w:r>
         <w:t>Udostępnianie tygodni tworzonych dla okresu</w:t>
       </w:r>
+      <w:bookmarkEnd w:id="4"/>
+    </w:p>
+    <w:p>
+      <w:pPr>
+        <w:jc w:val="both"/>
+      </w:pPr>
+      <w:r>
+        <w:t>Do tej pory tygodnie utworzone przyciskiem „Utwórz tygodnie” w oknie Okresy były widoczne tylko dla osoby, która je utworzyła. Pozostałym planistom trzeba było osobno nadawać dostęp w oknie Uprawnienia.</w:t>
+      </w:r>
+    </w:p>
+    <w:p>
+      <w:pPr>
+        <w:jc w:val="both"/>
+      </w:pPr>
+      <w:r>
+        <w:t>Teraz tygodnie dostają automatycznie takie same uprawnienia widoczności jak okres (semestr), dla którego zostały utworzone – widzą je dokładnie te same osoby i autoryzacje, z tym samym rodzajem dostępu (edycja lub odczyt). Nie trzeba już niczego ustawiać ręcznie.</w:t>
+      </w:r>
+    </w:p>
+    <w:p>
+      <w:pPr>
+        <w:jc w:val="both"/>
+      </w:pPr>
+      <w:r>
+        <w:t>Tygodnie utworzone wcześniej nie są zmieniane. Tygodnie mogą też powstać automatycznie – po kliknięciu daty w nagłówku siatki (zob. „Układ tygodniowy” – „Szybkie przechodzenie między semestrem a tygodniem”).</w:t>
+      </w:r>
+    </w:p>
+    <w:p>
+      <w:pPr>
+        <w:pStyle w:val="Nagwek1"/>
+      </w:pPr>
+      <w:bookmarkStart w:id="5" w:name="_Toc244041271"/>
+      <w:r>
+        <w:t>Tygodnie okresu: tworzenie od nowa</w:t>
+      </w:r>
       <w:bookmarkEnd w:id="5"/>
-    </w:p>
-    <w:p>
-      <w:pPr>
-        <w:jc w:val="both"/>
-      </w:pPr>
-      <w:r>
-        <w:t>Do tej pory tygodnie utworzone przyciskiem „Utwórz tygodnie” w oknie Okresy były widoczne tylko dla osoby, która je utworzyła. Pozostałym planistom trzeba było osobno nadawać dostęp w oknie Uprawnienia.</w:t>
-      </w:r>
-    </w:p>
-    <w:p>
-      <w:pPr>
-        <w:jc w:val="both"/>
-      </w:pPr>
-      <w:r>
-        <w:t>Teraz tygodnie dostają automatycznie takie same uprawnienia widoczności jak okres (semestr), dla którego zostały utworzone – widzą je dokładnie te same osoby i autoryzacje, z tym samym rodzajem dostępu (edycja lub odczyt). Nie trzeba już niczego ustawiać ręcznie.</w:t>
-      </w:r>
-    </w:p>
-    <w:p>
-      <w:pPr>
-        <w:jc w:val="both"/>
-      </w:pPr>
-      <w:r>
-        <w:t>Tygodnie utworzone wcześniej nie są zmieniane. Tygodnie mogą też powstać automatycznie – po kliknięciu daty w nagłówku siatki (zob. „Układ tygodniowy” – „Szybkie przechodzenie między semestrem a tygodniem”).</w:t>
-      </w:r>
-    </w:p>
-    <w:p>
-      <w:pPr>
-        <w:pStyle w:val="Nagwek1"/>
-      </w:pPr>
-      <w:bookmarkStart w:id="6" w:name="_Toc243826643"/>
-      <w:r>
-        <w:t>Tygodnie okresu: tworzenie od nowa</w:t>
-      </w:r>
-      <w:bookmarkEnd w:id="6"/>
     </w:p>
     <w:p>
       <w:pPr>
@@ -1815,10 +1821,7 @@
         <w:t>Widoczność tygodni</w:t>
       </w:r>
       <w:r>
-        <w:t xml:space="preserve"> – ustawia się ją dla semestru. W oknie tygodnia przycisk „Widoczność tygodni” jest ukryty, a tworzone tygodnie nie przej</w:t>
-      </w:r>
-      <w:r>
-        <w:t>mują już tego ustawienia od semestru (wcześniej mogło to sprawić, że siatka tygodnia była pusta).</w:t>
+        <w:t xml:space="preserve"> – ustawia się ją dla semestru. W oknie tygodnia przycisk „Widoczność tygodni” jest ukryty, a tworzone tygodnie nie przejmują już tego ustawienia od semestru (wcześniej mogło to sprawić, że siatka tygodnia była pusta).</w:t>
       </w:r>
     </w:p>
     <w:p>
@@ -1859,17 +1862,14 @@
       <w:pPr>
         <w:pStyle w:val="Nagwek1"/>
       </w:pPr>
-      <w:bookmarkStart w:id="7" w:name="_Toc243826644"/>
-      <w:r>
-        <w:t>Okno Dostęp:</w:t>
-      </w:r>
-      <w:r>
-        <w:t xml:space="preserve"> Wyszukiwanie</w:t>
+      <w:bookmarkStart w:id="6" w:name="_Toc244041272"/>
+      <w:r>
+        <w:t>Okno Dostęp: Wyszukiwanie</w:t>
       </w:r>
       <w:r>
         <w:t xml:space="preserve"> wg planisty lub autoryzacji</w:t>
       </w:r>
-      <w:bookmarkEnd w:id="7"/>
+      <w:bookmarkEnd w:id="6"/>
     </w:p>
     <w:p>
       <w:pPr>
@@ -1909,6 +1909,9 @@
         <w:jc w:val="center"/>
       </w:pPr>
       <w:r>
+        <w:rPr>
+          <w:noProof/>
+        </w:rPr>
         <w:drawing>
           <wp:inline distT="0" distB="0" distL="0" distR="0" wp14:anchorId="0A2F66DA" wp14:editId="506DD963">
             <wp:extent cx="2424112" cy="3149833"/>
@@ -1950,21 +1953,18 @@
       <w:pPr>
         <w:pStyle w:val="Nagwek1"/>
       </w:pPr>
-      <w:bookmarkStart w:id="8" w:name="_Toc243826645"/>
+      <w:bookmarkStart w:id="7" w:name="_Toc244041273"/>
       <w:r>
         <w:t>Okno Dostęp: rodzaje dostępu E (edycja) i R (tylko odczyt)</w:t>
       </w:r>
-      <w:bookmarkEnd w:id="8"/>
-    </w:p>
-    <w:p>
-      <w:pPr>
-        <w:jc w:val="both"/>
-      </w:pPr>
-      <w:r>
-        <w:t>W oknie „Współdzielenie dla”, otwieranym przyciskiem „Dostęp” (w oknach Okresy, Wykł</w:t>
-      </w:r>
-      <w:r>
-        <w:t>adowcy, Grupy, Zasoby, Przedmioty i Formy), można teraz ustawić taki sam rodzaj dostępu jak w oknie Uprawnienia: brak, E (edycja) albo R (tylko odczyt).</w:t>
+      <w:bookmarkEnd w:id="7"/>
+    </w:p>
+    <w:p>
+      <w:pPr>
+        <w:jc w:val="both"/>
+      </w:pPr>
+      <w:r>
+        <w:t>W oknie „Współdzielenie dla”, otwieranym przyciskiem „Dostęp” (w oknach Okresy, Wykładowcy, Grupy, Zasoby, Przedmioty i Formy), można teraz ustawić taki sam rodzaj dostępu jak w oknie Uprawnienia: brak, E (edycja) albo R (tylko odczyt).</w:t>
       </w:r>
     </w:p>
     <w:p>
@@ -1979,10 +1979,7 @@
         <w:t>Jak zmienić?</w:t>
       </w:r>
       <w:r>
-        <w:t xml:space="preserve"> – kliknięcie pola przy nazwie (albo naciśnięcie spacji) zmienia dostęp po kolei: brak → E </w:t>
-      </w:r>
-      <w:r>
-        <w:t>→ R → brak. Pole jest wtedy zaznaczone (E), wyszarzone (R) albo puste (brak), a przy nazwie widać kolorowe oznaczenie – zielone E i niebieskie R – takie samo jak w oknie Uprawnienia.</w:t>
+        <w:t xml:space="preserve"> – kliknięcie pola przy nazwie (albo naciśnięcie spacji) zmienia dostęp po kolei: brak → E → R → brak. Pole jest wtedy zaznaczone (E), wyszarzone (R) albo puste (brak), a przy nazwie widać kolorowe oznaczenie – zielone E i niebieskie R – takie samo jak w oknie Uprawnienia.</w:t>
       </w:r>
     </w:p>
     <w:p>
@@ -1997,10 +1994,7 @@
         <w:t>Zapis</w:t>
       </w:r>
       <w:r>
-        <w:t xml:space="preserve"> – po naciśnięciu OK zapisywany jest wybrany rodzaj dostępu. Do tej </w:t>
-      </w:r>
-      <w:r>
-        <w:t>pory okno rozróżniało tylko „jest dostęp / nie ma dostępu”, a zapis zamieniał każdy dostęp R (tylko odczyt) na E (edycja) – to zostało poprawione.</w:t>
+        <w:t xml:space="preserve"> – po naciśnięciu OK zapisywany jest wybrany rodzaj dostępu. Do tej pory okno rozróżniało tylko „jest dostęp / nie ma dostępu”, a zapis zamieniał każdy dostęp R (tylko odczyt) na E (edycja) – to zostało poprawione.</w:t>
       </w:r>
     </w:p>
     <w:p>
@@ -2015,10 +2009,7 @@
         <w:t>Przyciski</w:t>
       </w:r>
       <w:r>
-        <w:t xml:space="preserve"> – „Zmień wszystkie” ustawia E albo brak dostępu. „Widoczne tylko dla mnie i wszystkich moich autory</w:t>
-      </w:r>
-      <w:r>
-        <w:t>zacji” nie zmienia już dostępu R tam, gdzie był ustawiony.</w:t>
+        <w:t xml:space="preserve"> – „Zmień wszystkie” ustawia E albo brak dostępu. „Widoczne tylko dla mnie i wszystkich moich autoryzacji” nie zmienia już dostępu R tam, gdzie był ustawiony.</w:t>
       </w:r>
     </w:p>
     <w:p>
@@ -2027,6 +2018,9 @@
         <w:jc w:val="center"/>
       </w:pPr>
       <w:r>
+        <w:rPr>
+          <w:noProof/>
+        </w:rPr>
         <w:lastRenderedPageBreak/>
         <w:drawing>
           <wp:inline distT="0" distB="0" distL="0" distR="0" wp14:anchorId="6BADC503" wp14:editId="3E130CD2">
@@ -2069,11 +2063,11 @@
       <w:pPr>
         <w:pStyle w:val="Nagwek1"/>
       </w:pPr>
-      <w:bookmarkStart w:id="9" w:name="_Toc243826646"/>
+      <w:bookmarkStart w:id="8" w:name="_Toc244041274"/>
       <w:r>
         <w:t>Układ tygodniowy</w:t>
       </w:r>
-      <w:bookmarkEnd w:id="9"/>
+      <w:bookmarkEnd w:id="8"/>
     </w:p>
     <w:p>
       <w:pPr>
@@ -2224,6 +2218,9 @@
         <w:jc w:val="both"/>
       </w:pPr>
       <w:r>
+        <w:rPr>
+          <w:noProof/>
+        </w:rPr>
         <w:drawing>
           <wp:inline distT="0" distB="0" distL="0" distR="0" wp14:anchorId="00BF1966" wp14:editId="6C02D94C">
             <wp:extent cx="3906829" cy="390683"/>
@@ -2274,20 +2271,17 @@
         <w:t>Przyciski widoczne w układzie tygodniowym</w:t>
       </w:r>
       <w:r>
-        <w:t xml:space="preserve"> (</w:t>
-      </w:r>
-      <w:r>
-        <w:t>« (poprzedni tydzień), ↑ (powrót do grafiku semestralnego), ↓ (lista tygodni semestru, bieżący tydzień jest zaznaczony), » (następny tydzień) oraz „Synchronizacja tygodni”</w:t>
-      </w:r>
-      <w:r>
-        <w:t>)</w:t>
-      </w:r>
-    </w:p>
-    <w:p>
-      <w:pPr>
-        <w:jc w:val="both"/>
-      </w:pPr>
-      <w:r>
+        <w:t xml:space="preserve"> (« (poprzedni tydzień), ↑ (powrót do grafiku semestralnego), ↓ (lista tygodni semestru, bieżący tydzień jest zaznaczony), » (następny tydzień) oraz „Synchronizacja tygodni”)</w:t>
+      </w:r>
+    </w:p>
+    <w:p>
+      <w:pPr>
+        <w:jc w:val="both"/>
+      </w:pPr>
+      <w:r>
+        <w:rPr>
+          <w:noProof/>
+        </w:rPr>
         <w:drawing>
           <wp:inline distT="0" distB="0" distL="0" distR="0" wp14:anchorId="33274A5F" wp14:editId="5B1501D7">
             <wp:extent cx="4316570" cy="323981"/>
@@ -2825,32 +2819,15 @@
     </w:p>
     <w:p>
       <w:pPr>
-        <w:pBdr>
-          <w:top w:val="dashed" w:sz="6" w:space="8" w:color="808080"/>
-          <w:left w:val="dashed" w:sz="6" w:space="8" w:color="808080"/>
-          <w:bottom w:val="dashed" w:sz="6" w:space="8" w:color="808080"/>
-          <w:right w:val="dashed" w:sz="6" w:space="8" w:color="808080"/>
-        </w:pBdr>
-        <w:spacing w:before="240" w:after="240"/>
-        <w:jc w:val="center"/>
-      </w:pPr>
-      <w:r>
-        <w:rPr>
-          <w:i/>
-          <w:color w:val="808080"/>
-        </w:rPr>
-        <w:t>[Miejsce na zrzut ekranu: przycisk „Synchronizacja tygodni” i napis w oknie szczegółów zajęć]</w:t>
-      </w:r>
-    </w:p>
-    <w:p>
-      <w:pPr>
         <w:pStyle w:val="Nagwek1"/>
       </w:pPr>
-      <w:bookmarkStart w:id="10" w:name="_Toc243826647"/>
+      <w:bookmarkStart w:id="9" w:name="_Toc244041275"/>
+      <w:bookmarkStart w:id="10" w:name="_GoBack"/>
+      <w:bookmarkEnd w:id="10"/>
       <w:r>
         <w:t>Przycisk Cofnij zamiast napisu „Nie zapisane”</w:t>
       </w:r>
-      <w:bookmarkEnd w:id="10"/>
+      <w:bookmarkEnd w:id="9"/>
     </w:p>
     <w:p>
       <w:pPr>
@@ -2927,7 +2904,6 @@
         <w:rPr>
           <w:noProof/>
         </w:rPr>
-        <w:lastRenderedPageBreak/>
         <w:drawing>
           <wp:inline distT="0" distB="0" distL="0" distR="0" wp14:anchorId="04030C24" wp14:editId="7B17D6A9">
             <wp:extent cx="3269261" cy="1744241"/>
@@ -2969,8 +2945,9 @@
       <w:pPr>
         <w:pStyle w:val="Nagwek1"/>
       </w:pPr>
-      <w:bookmarkStart w:id="11" w:name="_Toc243826648"/>
-      <w:r>
+      <w:bookmarkStart w:id="11" w:name="_Toc244041276"/>
+      <w:r>
+        <w:lastRenderedPageBreak/>
         <w:t>Plik | Drukuj: nazwy jako linki do rozkładów</w:t>
       </w:r>
       <w:bookmarkEnd w:id="11"/>
@@ -3073,7 +3050,6 @@
         <w:rPr>
           <w:noProof/>
         </w:rPr>
-        <w:lastRenderedPageBreak/>
         <w:drawing>
           <wp:inline distT="0" distB="0" distL="0" distR="0" wp14:anchorId="7CF7411D" wp14:editId="620B87BB">
             <wp:extent cx="5972810" cy="3886200"/>
@@ -3126,6 +3102,7 @@
         <w:rPr>
           <w:noProof/>
         </w:rPr>
+        <w:lastRenderedPageBreak/>
         <w:drawing>
           <wp:inline distT="0" distB="0" distL="0" distR="0" wp14:anchorId="4325541F" wp14:editId="678FE3CA">
             <wp:extent cx="5972810" cy="2607945"/>
@@ -3185,7 +3162,7 @@
       <w:pPr>
         <w:pStyle w:val="Nagwek1"/>
       </w:pPr>
-      <w:bookmarkStart w:id="12" w:name="_Toc243826649"/>
+      <w:bookmarkStart w:id="12" w:name="_Toc244041277"/>
       <w:r>
         <w:t>Raportowanie: filtr wg daty utworzenia i autora</w:t>
       </w:r>
@@ -3250,7 +3227,6 @@
         <w:rPr>
           <w:noProof/>
         </w:rPr>
-        <w:lastRenderedPageBreak/>
         <w:drawing>
           <wp:inline distT="0" distB="0" distL="0" distR="0" wp14:anchorId="141D13BE" wp14:editId="0B177BD3">
             <wp:extent cx="5972810" cy="3710940"/>
@@ -3292,8 +3268,9 @@
       <w:pPr>
         <w:pStyle w:val="Nagwek1"/>
       </w:pPr>
-      <w:bookmarkStart w:id="13" w:name="_Toc243826650"/>
-      <w:r>
+      <w:bookmarkStart w:id="13" w:name="_Toc244041278"/>
+      <w:r>
+        <w:lastRenderedPageBreak/>
         <w:t>Porządki w menu</w:t>
       </w:r>
       <w:bookmarkEnd w:id="13"/>
@@ -3435,7 +3412,7 @@
           <w:rPr>
             <w:noProof/>
           </w:rPr>
-          <w:t>6</w:t>
+          <w:t>12</w:t>
         </w:r>
         <w:r>
           <w:fldChar w:fldCharType="end"/>
@@ -11155,7 +11132,7 @@
 </file>
 
 <file path=customXml/itemProps1.xml><?xml version="1.0" encoding="utf-8"?>
-<ds:datastoreItem xmlns:ds="http://schemas.openxmlformats.org/officeDocument/2006/customXml" ds:itemID="{B4C7B338-A42C-463C-A5D6-2DC974F51D51}">
+<ds:datastoreItem xmlns:ds="http://schemas.openxmlformats.org/officeDocument/2006/customXml" ds:itemID="{D2BFBD80-3F99-41D6-8707-CCB1E6AA25E0}">
   <ds:schemaRefs>
     <ds:schemaRef ds:uri="http://schemas.openxmlformats.org/officeDocument/2006/bibliography"/>
   </ds:schemaRefs>
